--- a/politicas/RP-GG-PL-003_Contrat.Servicios_Criticos_Terce_V04_Final_limpio.docx
+++ b/politicas/RP-GG-PL-003_Contrat.Servicios_Criticos_Terce_V04_Final_limpio.docx
@@ -745,7 +745,7 @@
           <w:fldChar w:fldCharType="begin"/>
           <w:instrText xml:space="preserve"> PAGEREF _Toc144550021 \h </w:instrText>
           <w:fldChar w:fldCharType="separate"/>
-          <w:t>11</w:t>
+          <w:t>12</w:t>
           <w:fldChar w:fldCharType="end"/>
         </w:r>
       </w:hyperlink>
@@ -1080,7 +1080,7 @@
           <w:lang w:val="es-SV" w:bidi="ar-SA"/>
         </w:rPr>
       </w:pPr>
-      <w:hyperlink w:anchor="_Toc144550030" w:history="1">
+      <w:hyperlink w:anchor="_Toc144550031" w:history="1">
         <w:r>
           <w:rPr>
             <w:rStyle w:val="Hipervnculo"/>
@@ -1089,69 +1089,6 @@
             <w:color w:val="000000"/>
           </w:rPr>
           <w:t>XI.</w:t>
-        </w:r>
-        <w:r>
-          <w:rPr>
-            <w:rFonts w:asciiTheme="minorHAnsi" w:eastAsiaTheme="minorEastAsia" w:hAnsiTheme="minorHAnsi" w:cstheme="minorBidi"/>
-            <w:b w:val="0"/>
-            <w:bCs w:val="0"/>
-            <w:caps w:val="0"/>
-            <w:noProof/>
-            <w:color w:val="000000"/>
-            <w:sz w:val="22"/>
-            <w:szCs w:val="22"/>
-            <w:lang w:val="es-SV" w:bidi="ar-SA"/>
-          </w:rPr>
-          <w:tab/>
-        </w:r>
-        <w:r>
-          <w:rPr>
-            <w:rStyle w:val="Hipervnculo"/>
-            <w:rFonts w:ascii="Arial" w:hAnsi="Arial" w:cs="Arial"/>
-            <w:noProof/>
-            <w:color w:val="000000"/>
-          </w:rPr>
-          <w:t>MONITOREO, INDICADORES CLAVE DE RIESGO Y REPORTES</w:t>
-        </w:r>
-        <w:r>
-          <w:rPr>
-            <w:noProof/>
-            <w:webHidden/>
-            <w:color w:val="000000"/>
-          </w:rPr>
-          <w:tab/>
-          <w:fldChar w:fldCharType="begin"/>
-          <w:instrText xml:space="preserve"> PAGEREF _Toc144550030 \h </w:instrText>
-          <w:fldChar w:fldCharType="separate"/>
-          <w:t>17</w:t>
-          <w:fldChar w:fldCharType="end"/>
-        </w:r>
-      </w:hyperlink>
-    </w:p>
-    <w:p>
-      <w:pPr>
-        <w:pStyle w:val="TDC1"/>
-        <w:rPr>
-          <w:rFonts w:asciiTheme="minorHAnsi" w:eastAsiaTheme="minorEastAsia" w:hAnsiTheme="minorHAnsi" w:cstheme="minorBidi"/>
-          <w:b w:val="0"/>
-          <w:bCs w:val="0"/>
-          <w:caps w:val="0"/>
-          <w:noProof/>
-          <w:color w:val="000000"/>
-          <w:sz w:val="22"/>
-          <w:szCs w:val="22"/>
-          <w:lang w:val="es-SV" w:bidi="ar-SA"/>
-        </w:rPr>
-      </w:pPr>
-      <w:hyperlink w:anchor="_Toc144550031" w:history="1">
-        <w:r>
-          <w:rPr>
-            <w:rStyle w:val="Hipervnculo"/>
-            <w:rFonts w:ascii="Arial" w:hAnsi="Arial" w:cs="Arial"/>
-            <w:noProof/>
-            <w:color w:val="000000"/>
-          </w:rPr>
-          <w:t>XII.</w:t>
         </w:r>
         <w:r>
           <w:rPr>
@@ -1214,7 +1151,7 @@
             <w:noProof/>
             <w:color w:val="000000"/>
           </w:rPr>
-          <w:t>XIII.</w:t>
+          <w:t>XII.</w:t>
         </w:r>
         <w:r>
           <w:rPr>
@@ -1277,7 +1214,7 @@
             <w:noProof/>
             <w:color w:val="000000"/>
           </w:rPr>
-          <w:t>XIV.</w:t>
+          <w:t>XIII.</w:t>
         </w:r>
         <w:r>
           <w:rPr>
@@ -1340,7 +1277,7 @@
             <w:noProof/>
             <w:color w:val="000000"/>
           </w:rPr>
-          <w:t>XV.</w:t>
+          <w:t>XIV.</w:t>
         </w:r>
         <w:r>
           <w:rPr>
@@ -1403,7 +1340,7 @@
             <w:noProof/>
             <w:color w:val="000000"/>
           </w:rPr>
-          <w:t>XVI.</w:t>
+          <w:t>XV.</w:t>
         </w:r>
         <w:r>
           <w:rPr>
@@ -2179,35 +2116,14 @@
           <w:b/>
           <w:color w:val="000000" w:themeColor="text1"/>
         </w:rPr>
-        <w:t>Tercerización de actividades:</w:t>
-      </w:r>
-      <w:r>
-        <w:rPr>
-          <w:rFonts w:ascii="Arial" w:hAnsi="Arial" w:cs="Arial"/>
-          <w:color w:val="000000" w:themeColor="text1"/>
-        </w:rPr>
-        <w:t xml:space="preserve"> Es cuando la realización de una o más partes de la actividad principal del negocio</w:t>
-      </w:r>
-      <w:r>
-        <w:rPr>
-          <w:rFonts w:ascii="Arial" w:hAnsi="Arial" w:cs="Arial"/>
-          <w:color w:val="000000" w:themeColor="text1"/>
-        </w:rPr>
-        <w:t>, o de procesos de soporte que la habilitan,</w:t>
-      </w:r>
-      <w:r>
-        <w:rPr>
-          <w:rFonts w:ascii="Arial" w:hAnsi="Arial" w:cs="Arial"/>
-          <w:color w:val="000000" w:themeColor="text1"/>
-        </w:rPr>
-        <w:t xml:space="preserve"> se delega a un tercero, quien asume las actividades por su cuenta y riesgo, y que además cuenta con sus propios recursos financieros, técnicos y materiales. En consecuencia, es responsable de los resultados de sus actividades y del personal a su cargo</w:t>
-      </w:r>
-      <w:r>
-        <w:rPr>
-          <w:rFonts w:ascii="Arial" w:hAnsi="Arial" w:cs="Arial"/>
-          <w:color w:val="000000" w:themeColor="text1"/>
-        </w:rPr>
-        <w:t>, sin que ello traslade a dicho tercero la responsabilidad que la Cooperativa mantiene frente a sus asociados y al ente supervisor.</w:t>
+        <w:t xml:space="preserve">Tercerización de servicios (NRP-24, art. 3, lit. y):</w:t>
+      </w:r>
+      <w:r>
+        <w:rPr>
+          <w:rFonts w:ascii="Arial" w:hAnsi="Arial" w:cs="Arial"/>
+          <w:color w:val="000000" w:themeColor="text1"/>
+        </w:rPr>
+        <w:t xml:space="preserve"> Se produce cuando la entidad encarga la realización de un proceso a un tercero, es decir, a una persona natural o jurídica distinta a la entidad.</w:t>
       </w:r>
     </w:p>
     <w:p>
@@ -2243,14 +2159,14 @@
           <w:b/>
           <w:color w:val="000000" w:themeColor="text1"/>
         </w:rPr>
-        <w:t xml:space="preserve">Servicios Críticos:</w:t>
-      </w:r>
-      <w:r>
-        <w:rPr>
-          <w:rFonts w:ascii="Arial" w:hAnsi="Arial" w:cs="Arial"/>
-          <w:color w:val="000000" w:themeColor="text1"/>
-        </w:rPr>
-        <w:t xml:space="preserve"> Son un conjunto de actividades o procedimientos definidos como prioritarios, cuya no disponibilidad compromete la existencia de la entidad, la continuidad de sus procesos críticos identificados en el Análisis de Impacto del Negocio (BIA), su posición de liquidez o el cumplimiento de sus obligaciones regulatorias.</w:t>
+        <w:t xml:space="preserve">Tercerización de actividades, operaciones o procesos de tecnologías de la información (NRP-23, art. 3):</w:t>
+      </w:r>
+      <w:r>
+        <w:rPr>
+          <w:rFonts w:ascii="Arial" w:hAnsi="Arial" w:cs="Arial"/>
+          <w:color w:val="000000" w:themeColor="text1"/>
+        </w:rPr>
+        <w:t xml:space="preserve"> Se produce cuando la entidad encarga la realización de actividades, operaciones o procesos de tecnologías de la información, relacionados a servicios o productos financieros de la entidad, a un tercero, es decir, a una persona natural o jurídica distinta a la entidad.</w:t>
       </w:r>
     </w:p>
     <w:p>
@@ -2286,14 +2202,14 @@
           <w:b/>
           <w:color w:val="000000" w:themeColor="text1"/>
         </w:rPr>
-        <w:t xml:space="preserve">Procesos Críticos:</w:t>
-      </w:r>
-      <w:r>
-        <w:rPr>
-          <w:rFonts w:ascii="Arial" w:hAnsi="Arial" w:cs="Arial"/>
-          <w:color w:val="000000" w:themeColor="text1"/>
-        </w:rPr>
-        <w:t xml:space="preserve"> Son los procesos dentro de la Cooperativa que se han definido como prioritarios para la entrega de productos y servicios y cuya interrupción detiene la continuidad del negocio, conforme al Análisis de Impacto del Negocio (BIA) del Sistema de Gestión de la Continuidad del Negocio (NRP-24).</w:t>
+        <w:t xml:space="preserve">Servicios críticos (NRP-23, art. 3 y NRP-24, art. 3, lit. v):</w:t>
+      </w:r>
+      <w:r>
+        <w:rPr>
+          <w:rFonts w:ascii="Arial" w:hAnsi="Arial" w:cs="Arial"/>
+          <w:color w:val="000000" w:themeColor="text1"/>
+        </w:rPr>
+        <w:t xml:space="preserve"> Son los servicios y actividades prioritarios cuya no disponibilidad compromete la existencia de la entidad.</w:t>
       </w:r>
     </w:p>
     <w:p>
@@ -2328,37 +2244,14 @@
           <w:b/>
           <w:color w:val="000000" w:themeColor="text1"/>
         </w:rPr>
-        <w:t>Servicios Críticos Tercerizados:</w:t>
-      </w:r>
-      <w:r>
-        <w:rPr>
-          <w:rFonts w:ascii="Arial" w:hAnsi="Arial" w:cs="Arial"/>
-          <w:color w:val="000000" w:themeColor="text1"/>
-        </w:rPr>
-        <w:t xml:space="preserve"> </w:t>
-      </w:r>
-      <w:r>
-        <w:rPr>
-          <w:rFonts w:ascii="Arial" w:hAnsi="Arial" w:cs="Arial"/>
-          <w:color w:val="000000" w:themeColor="text1"/>
-        </w:rPr>
-        <w:t>Son los servicios cuya ejecución se delega en un proveedor externo y que cumplen uno o más de los criterios de criticidad establecidos en el apartado V de la presente política, de tal forma que su</w:t>
-      </w:r>
-      <w:r>
-        <w:rPr>
-          <w:rFonts w:ascii="Arial" w:hAnsi="Arial" w:cs="Arial"/>
-          <w:color w:val="000000" w:themeColor="text1"/>
-        </w:rPr>
-        <w:t xml:space="preserve"> no disponibilidad </w:t>
-        <w:lastRenderedPageBreak/>
-        <w:t>interrumpe la prestación de productos y servicios</w:t>
-      </w:r>
-      <w:r>
-        <w:rPr>
-          <w:rFonts w:ascii="Arial" w:hAnsi="Arial" w:cs="Arial"/>
-          <w:color w:val="000000" w:themeColor="text1"/>
-        </w:rPr>
-        <w:t>, o afecta materialmente el perfil de riesgo de la Cooperativa.</w:t>
+        <w:t xml:space="preserve">Procesos críticos (NRP-24, arts. 6, lit. c y 13):</w:t>
+      </w:r>
+      <w:r>
+        <w:rPr>
+          <w:rFonts w:ascii="Arial" w:hAnsi="Arial" w:cs="Arial"/>
+          <w:color w:val="000000" w:themeColor="text1"/>
+        </w:rPr>
+        <w:t xml:space="preserve"> Son los procesos de la Cooperativa identificados y priorizados como críticos en el Análisis de Impacto del Negocio (BIA), relacionados con la entrega de productos o servicios críticos.</w:t>
       </w:r>
     </w:p>
     <w:p>
@@ -2394,35 +2287,14 @@
           <w:b/>
           <w:color w:val="000000" w:themeColor="text1"/>
         </w:rPr>
-        <w:t>Proveedor de Servicios Críticos Tercerizados:</w:t>
-      </w:r>
-      <w:r>
-        <w:rPr>
-          <w:rFonts w:ascii="Arial" w:hAnsi="Arial" w:cs="Arial"/>
-          <w:color w:val="000000" w:themeColor="text1"/>
-        </w:rPr>
-        <w:t xml:space="preserve"> </w:t>
-      </w:r>
-      <w:r>
-        <w:rPr>
-          <w:rFonts w:ascii="Arial" w:hAnsi="Arial" w:cs="Arial"/>
-          <w:color w:val="000000" w:themeColor="text1"/>
-        </w:rPr>
-        <w:t>Es</w:t>
-      </w:r>
-      <w:r>
-        <w:rPr>
-          <w:rFonts w:ascii="Arial" w:hAnsi="Arial" w:cs="Arial"/>
-          <w:color w:val="000000" w:themeColor="text1"/>
-        </w:rPr>
-        <w:t xml:space="preserve"> una persona natural o jurídica a quien se delega operaciones de la actividad o giro principal de la Cooperativa</w:t>
-      </w:r>
-      <w:r>
-        <w:rPr>
-          <w:rFonts w:ascii="Arial" w:hAnsi="Arial" w:cs="Arial"/>
-          <w:color w:val="000000" w:themeColor="text1"/>
-        </w:rPr>
-        <w:t>, o de procesos que la soportan, calificadas como críticas.</w:t>
+        <w:t xml:space="preserve">Servicios Críticos Tercerizados (NRP-42, art. 4):</w:t>
+      </w:r>
+      <w:r>
+        <w:rPr>
+          <w:rFonts w:ascii="Arial" w:hAnsi="Arial" w:cs="Arial"/>
+          <w:color w:val="000000" w:themeColor="text1"/>
+        </w:rPr>
+        <w:t xml:space="preserve"> Son los servicios críticos brindados por terceros, es decir aquellos que puedan interrumpir el normal desarrollo de las operaciones de la Cooperativa, identificados conforme a los criterios del apartado V de la presente política.</w:t>
       </w:r>
     </w:p>
     <w:p>
@@ -2470,49 +2342,14 @@
           <w:b/>
           <w:color w:val="000000" w:themeColor="text1"/>
         </w:rPr>
-        <w:t>Servicio No Crítico Tercerizado:</w:t>
-      </w:r>
-      <w:r>
-        <w:rPr>
-          <w:rFonts w:ascii="Arial" w:hAnsi="Arial" w:cs="Arial"/>
-          <w:color w:val="000000" w:themeColor="text1"/>
-        </w:rPr>
-        <w:t xml:space="preserve"> Es </w:t>
-      </w:r>
-      <w:r>
-        <w:rPr>
-          <w:rFonts w:ascii="Arial" w:hAnsi="Arial" w:cs="Arial"/>
-          <w:color w:val="000000" w:themeColor="text1"/>
-        </w:rPr>
-        <w:t>el servicio prestado por</w:t>
-      </w:r>
-      <w:r>
-        <w:rPr>
-          <w:rFonts w:ascii="Arial" w:hAnsi="Arial" w:cs="Arial"/>
-          <w:color w:val="000000" w:themeColor="text1"/>
-        </w:rPr>
-        <w:t xml:space="preserve"> una persona natural o jurídica </w:t>
-      </w:r>
-      <w:r>
-        <w:rPr>
-          <w:rFonts w:ascii="Arial" w:hAnsi="Arial" w:cs="Arial"/>
-          <w:color w:val="000000" w:themeColor="text1"/>
-        </w:rPr>
-        <w:t>cuya</w:t>
-      </w:r>
-      <w:r>
-        <w:rPr>
-          <w:rFonts w:ascii="Arial" w:hAnsi="Arial" w:cs="Arial"/>
-          <w:color w:val="000000" w:themeColor="text1"/>
-        </w:rPr>
-        <w:t xml:space="preserve"> no disponibilidad no detiene la continuidad del negocio de la Cooperativa</w:t>
-      </w:r>
-      <w:r>
-        <w:rPr>
-          <w:rFonts w:ascii="Arial" w:hAnsi="Arial" w:cs="Arial"/>
-          <w:color w:val="000000" w:themeColor="text1"/>
-        </w:rPr>
-        <w:t>, no afecta su posición de liquidez ni genera incumplimientos regulatorios, y para el cual existen alternativas de sustitución inmediata.</w:t>
+        <w:t xml:space="preserve">Proveedor de Servicios Críticos Tercerizados (NRP-24, art. 3, lit. y):</w:t>
+      </w:r>
+      <w:r>
+        <w:rPr>
+          <w:rFonts w:ascii="Arial" w:hAnsi="Arial" w:cs="Arial"/>
+          <w:color w:val="000000" w:themeColor="text1"/>
+        </w:rPr>
+        <w:t xml:space="preserve"> Persona natural o jurídica distinta a la Cooperativa a quien se encarga la prestación de un Servicio Crítico Tercerizado.</w:t>
       </w:r>
     </w:p>
     <w:p>
@@ -2547,14 +2384,14 @@
           <w:b/>
           <w:color w:val="000000" w:themeColor="text1"/>
         </w:rPr>
-        <w:t xml:space="preserve">Administrador de Contrato:</w:t>
-      </w:r>
-      <w:r>
-        <w:rPr>
-          <w:rFonts w:ascii="Arial" w:hAnsi="Arial" w:cs="Arial"/>
-          <w:color w:val="000000" w:themeColor="text1"/>
-        </w:rPr>
-        <w:t xml:space="preserve"> es el Gerente o Jefe solicitante del servicio a contratar, que será el contacto o enlace entre la Cooperativa y el Proveedor.</w:t>
+        <w:t xml:space="preserve">Servicio No Crítico Tercerizado:</w:t>
+      </w:r>
+      <w:r>
+        <w:rPr>
+          <w:rFonts w:ascii="Arial" w:hAnsi="Arial" w:cs="Arial"/>
+          <w:color w:val="000000" w:themeColor="text1"/>
+        </w:rPr>
+        <w:t xml:space="preserve"> Es el servicio prestado por un tercero cuya no disponibilidad no detiene la continuidad del negocio de la Cooperativa.</w:t>
       </w:r>
     </w:p>
     <w:p>
@@ -2589,14 +2426,14 @@
           <w:b/>
           <w:color w:val="000000" w:themeColor="text1"/>
         </w:rPr>
-        <w:t xml:space="preserve">Riesgo Tecnológico:</w:t>
-      </w:r>
-      <w:r>
-        <w:rPr>
-          <w:rFonts w:ascii="Arial" w:hAnsi="Arial" w:cs="Arial"/>
-          <w:color w:val="000000" w:themeColor="text1"/>
-        </w:rPr>
-        <w:t xml:space="preserve"> Posibilidad de incurrir en pérdidas derivadas de fallas, deficiencias, obsolescencia o uso inadecuado de la infraestructura tecnológica, sistemas de información, aplicaciones, redes y demás canales tecnológicos, incluyendo los provistos o administrados por terceros. Forma parte del riesgo operacional, como factor de tecnología de información (NRP-42).</w:t>
+        <w:t xml:space="preserve">Administrador de Contrato:</w:t>
+      </w:r>
+      <w:r>
+        <w:rPr>
+          <w:rFonts w:ascii="Arial" w:hAnsi="Arial" w:cs="Arial"/>
+          <w:color w:val="000000" w:themeColor="text1"/>
+        </w:rPr>
+        <w:t xml:space="preserve"> es el Gerente o Jefe solicitante del servicio a contratar, que será el contacto o enlace entre la Cooperativa y el Proveedor.</w:t>
       </w:r>
     </w:p>
     <w:p>
@@ -2631,14 +2468,14 @@
           <w:b/>
           <w:color w:val="000000" w:themeColor="text1"/>
         </w:rPr>
-        <w:t xml:space="preserve">Riesgo Operacional (NRP-20 y NRP-42):</w:t>
-      </w:r>
-      <w:r>
-        <w:rPr>
-          <w:rFonts w:ascii="Arial" w:hAnsi="Arial" w:cs="Arial"/>
-          <w:color w:val="000000" w:themeColor="text1"/>
-        </w:rPr>
-        <w:t xml:space="preserve"> Posibilidad de incurrir en pérdidas debido a fallas en los procesos, en las personas, en los sistemas de información y a causa de acontecimientos externos; incluye el riesgo legal.</w:t>
+        <w:t xml:space="preserve">Riesgo operacional (NRP-20, art. 6, lit. d y NRP-42, art. 3, lit. p):</w:t>
+      </w:r>
+      <w:r>
+        <w:rPr>
+          <w:rFonts w:ascii="Arial" w:hAnsi="Arial" w:cs="Arial"/>
+          <w:color w:val="000000" w:themeColor="text1"/>
+        </w:rPr>
+        <w:t xml:space="preserve"> Posibilidad de incurrir en pérdidas debido a fallas en los procesos, en las personas, en los sistemas de información y a causa de acontecimientos externos; incluye el riesgo legal que consiste en la posibilidad de ocurrencia de pérdidas debido a fallas en la ejecución de contratos o acuerdos, al incumplimiento de normas, así como a factores externos tales como cambios regulatorios, procesos judiciales, entre otros.</w:t>
       </w:r>
     </w:p>
     <w:p>
@@ -2673,21 +2510,14 @@
           <w:b/>
           <w:color w:val="000000" w:themeColor="text1"/>
         </w:rPr>
-        <w:t>Riesgo de Tercerización:</w:t>
-      </w:r>
-      <w:r>
-        <w:rPr>
-          <w:rFonts w:ascii="Arial" w:hAnsi="Arial" w:cs="Arial"/>
-          <w:color w:val="000000" w:themeColor="text1"/>
-        </w:rPr>
-        <w:t xml:space="preserve"> </w:t>
-      </w:r>
-      <w:r>
-        <w:rPr>
-          <w:rFonts w:ascii="Arial" w:hAnsi="Arial" w:cs="Arial"/>
-          <w:color w:val="000000" w:themeColor="text1"/>
-        </w:rPr>
-        <w:t>Posibilidad de pérdidas, interrupciones o incumplimientos derivados de la falla, deficiencia, insolvencia o incumplimiento de un proveedor en la prestación de un servicio tercerizado.</w:t>
+        <w:t xml:space="preserve">Factor de riesgo operacional (NRP-42, art. 3, lit. h):</w:t>
+      </w:r>
+      <w:r>
+        <w:rPr>
+          <w:rFonts w:ascii="Arial" w:hAnsi="Arial" w:cs="Arial"/>
+          <w:color w:val="000000" w:themeColor="text1"/>
+        </w:rPr>
+        <w:t xml:space="preserve"> Es la causa primaria o el origen de un evento operacional, los cuales pueden ser causados por los factores, tales como, procesos, personas, tecnología de información y acontecimientos externos.</w:t>
       </w:r>
     </w:p>
     <w:p>
@@ -2722,14 +2552,14 @@
           <w:b/>
           <w:color w:val="000000" w:themeColor="text1"/>
         </w:rPr>
-        <w:t xml:space="preserve">Riesgo de Concentración de Proveedores:</w:t>
-      </w:r>
-      <w:r>
-        <w:rPr>
-          <w:rFonts w:ascii="Arial" w:hAnsi="Arial" w:cs="Arial"/>
-          <w:color w:val="000000" w:themeColor="text1"/>
-        </w:rPr>
-        <w:t xml:space="preserve"> Exposición derivada de la dependencia de la Cooperativa respecto de un mismo proveedor, grupo económico, tecnología o ubicación geográfica para la prestación de uno o varios servicios críticos, o de la existencia de un número limitado de proveedores alternos en el mercado.</w:t>
+        <w:t xml:space="preserve">Tecnología de información (factor de riesgo operacional, NRP-42, art. 8, lit. c):</w:t>
+      </w:r>
+      <w:r>
+        <w:rPr>
+          <w:rFonts w:ascii="Arial" w:hAnsi="Arial" w:cs="Arial"/>
+          <w:color w:val="000000" w:themeColor="text1"/>
+        </w:rPr>
+        <w:t xml:space="preserve"> Comprende los riesgos asociados a la tecnología de información, entre otros, los relacionados a fallas en la seguridad y continuidad operativa de los sistemas informáticos, los errores en el desarrollo e implementación de dichos sistemas y la compatibilidad e integración de los mismos, así como la calidad de la información y una adecuada inversión en tecnología.</w:t>
       </w:r>
     </w:p>
     <w:p>
@@ -2764,22 +2594,14 @@
           <w:b/>
           <w:color w:val="000000" w:themeColor="text1"/>
         </w:rPr>
-        <w:lastRenderedPageBreak/>
-        <w:t>Riesgo de Contraparte:</w:t>
-      </w:r>
-      <w:r>
-        <w:rPr>
-          <w:rFonts w:ascii="Arial" w:hAnsi="Arial" w:cs="Arial"/>
-          <w:color w:val="000000" w:themeColor="text1"/>
-        </w:rPr>
-        <w:t xml:space="preserve"> </w:t>
-      </w:r>
-      <w:r>
-        <w:rPr>
-          <w:rFonts w:ascii="Arial" w:hAnsi="Arial" w:cs="Arial"/>
-          <w:color w:val="000000" w:themeColor="text1"/>
-        </w:rPr>
-        <w:t>Posibilidad de pérdida derivada de que el proveedor no cumpla sus obligaciones contractuales por deterioro de su solvencia financiera, incluyendo la pérdida de anticipos, depósitos en garantía, licencias prepagadas u otros recursos entregados por la Cooperativa.</w:t>
+        <w:t xml:space="preserve">Evento de riesgo operacional (NRP-42, art. 3, lit. g):</w:t>
+      </w:r>
+      <w:r>
+        <w:rPr>
+          <w:rFonts w:ascii="Arial" w:hAnsi="Arial" w:cs="Arial"/>
+          <w:color w:val="000000" w:themeColor="text1"/>
+        </w:rPr>
+        <w:t xml:space="preserve"> Es un suceso o serie de sucesos, de origen interno o externo, los cuales incluyen los incidentes ocurridos y eventos potenciales que pudieren generar pérdidas económicas y pueden o no afectar el estado de resultados.</w:t>
       </w:r>
     </w:p>
     <w:p>
@@ -2814,14 +2636,14 @@
           <w:b/>
           <w:color w:val="000000" w:themeColor="text1"/>
         </w:rPr>
-        <w:t xml:space="preserve">Impacto en Liquidez (NRP-05):</w:t>
-      </w:r>
-      <w:r>
-        <w:rPr>
-          <w:rFonts w:ascii="Arial" w:hAnsi="Arial" w:cs="Arial"/>
-          <w:color w:val="000000" w:themeColor="text1"/>
-        </w:rPr>
-        <w:t xml:space="preserve"> Efecto que la contratación, interrupción o terminación de un servicio tercerizado puede generar sobre los flujos de efectivo, los compromisos de pago y la capacidad de la Cooperativa para atender oportunamente sus obligaciones, incluyendo la afectación de canales de pago, transferencias, compensación y gestión de tesorería.</w:t>
+        <w:t xml:space="preserve">Riesgo de liquidez (NRP-20, art. 6, lit. c):</w:t>
+      </w:r>
+      <w:r>
+        <w:rPr>
+          <w:rFonts w:ascii="Arial" w:hAnsi="Arial" w:cs="Arial"/>
+          <w:color w:val="000000" w:themeColor="text1"/>
+        </w:rPr>
+        <w:t xml:space="preserve"> Es la posibilidad de incurrir en pérdidas por no disponer de los recursos suficientes para cumplir con las obligaciones asumidas, incurrir en costos excesivos y no poder desarrollar el negocio en las condiciones previstas.</w:t>
       </w:r>
     </w:p>
     <w:p>
@@ -2856,14 +2678,14 @@
           <w:b/>
           <w:color w:val="000000" w:themeColor="text1"/>
         </w:rPr>
-        <w:t xml:space="preserve">Acuerdo de Niveles de Servicio (ANS):</w:t>
-      </w:r>
-      <w:r>
-        <w:rPr>
-          <w:rFonts w:ascii="Arial" w:hAnsi="Arial" w:cs="Arial"/>
-          <w:color w:val="000000" w:themeColor="text1"/>
-        </w:rPr>
-        <w:t xml:space="preserve"> Compromisos medibles de calidad, disponibilidad, capacidad, tiempos de respuesta y de recuperación pactados con el proveedor, en condiciones normales y de contingencia.</w:t>
+        <w:t xml:space="preserve">Riesgo reputacional (NRP-20, art. 6, lit. e):</w:t>
+      </w:r>
+      <w:r>
+        <w:rPr>
+          <w:rFonts w:ascii="Arial" w:hAnsi="Arial" w:cs="Arial"/>
+          <w:color w:val="000000" w:themeColor="text1"/>
+        </w:rPr>
+        <w:t xml:space="preserve"> Es la posibilidad de incurrir en pérdidas, producto del deterioro de imagen de la entidad, debido al incumplimiento de leyes, normas internas, códigos de gobierno corporativo, códigos de conducta, lavado de activos, financiamiento del terrorismo y financiamiento de la proliferación de armas de destrucción masiva, entre otros.</w:t>
       </w:r>
     </w:p>
     <w:p>
@@ -2898,14 +2720,14 @@
           <w:b/>
           <w:color w:val="000000" w:themeColor="text1"/>
         </w:rPr>
-        <w:t xml:space="preserve">Tiempo Objetivo de Recuperación (RTO), Punto Objetivo de Recuperación (RPO) y Máximo Período Tolerable de Disrupción (MTPD):</w:t>
-      </w:r>
-      <w:r>
-        <w:rPr>
-          <w:rFonts w:ascii="Arial" w:hAnsi="Arial" w:cs="Arial"/>
-          <w:color w:val="000000" w:themeColor="text1"/>
-        </w:rPr>
-        <w:t xml:space="preserve"> Parámetros definidos en el Análisis de Impacto del Negocio (BIA) conforme a la NRP-24. El RTO es el tiempo establecido para reanudar la entrega de un producto o servicio luego de un incidente de interrupción; el RPO es la máxima pérdida de datos admisible para que continúe siendo factible reanudar una operación; y el MTPD es el tiempo que le tomaría a los impactos adversos volverse inaceptables para la Cooperativa. El servicio tercerizado y el plan de continuidad del proveedor deben ser consistentes con estos parámetros.</w:t>
+        <w:t xml:space="preserve">Acuerdo de Niveles de Servicio (SLA, por sus siglas en inglés) (NRP-23, Anexo No. 1, Sección B, num. 5):</w:t>
+      </w:r>
+      <w:r>
+        <w:rPr>
+          <w:rFonts w:ascii="Arial" w:hAnsi="Arial" w:cs="Arial"/>
+          <w:color w:val="000000" w:themeColor="text1"/>
+        </w:rPr>
+        <w:t xml:space="preserve"> Compromisos medibles de calidad, disponibilidad, capacidad, tiempos de respuesta y de recuperación pactados con el proveedor, que establecen los niveles de servicio en condiciones normales y de contingencia tras una interrupción.</w:t>
       </w:r>
     </w:p>
     <w:p>
@@ -2940,14 +2762,14 @@
           <w:b/>
           <w:color w:val="000000" w:themeColor="text1"/>
         </w:rPr>
-        <w:t xml:space="preserve">Apetito y Tolerancia al Riesgo:</w:t>
-      </w:r>
-      <w:r>
-        <w:rPr>
-          <w:rFonts w:ascii="Arial" w:hAnsi="Arial" w:cs="Arial"/>
-          <w:color w:val="000000" w:themeColor="text1"/>
-        </w:rPr>
-        <w:t xml:space="preserve"> El apetito de riesgo es el nivel y los tipos de riesgos que la Cooperativa está dispuesta a asumir en relación a sus actividades, para alcanzar sus objetivos estratégicos y planes de negocio; la tolerancia al riesgo son los niveles de toma de riesgos aceptables para lograr un objetivo específico o administrar una categoría de riesgo. Ambos son aprobados por el Consejo de Administración (NRP-20).</w:t>
+        <w:t xml:space="preserve">Análisis de Impacto del Negocio (BIA), Tiempo Objetivo de Recuperación (RTO), Punto Objetivo de Recuperación (RPO) y Máximo Período Tolerable de Disrupción (MTPD) (NRP-24, art. 3, lits. c, z, u y n):</w:t>
+      </w:r>
+      <w:r>
+        <w:rPr>
+          <w:rFonts w:ascii="Arial" w:hAnsi="Arial" w:cs="Arial"/>
+          <w:color w:val="000000" w:themeColor="text1"/>
+        </w:rPr>
+        <w:t xml:space="preserve"> El BIA es el proceso en el que se analizan los procesos, las funciones y actividades del negocio y las consecuencias de una interrupción sobre ellas; el RTO es el tiempo establecido por la entidad para reanudar la entrega de un producto o servicio luego de un incidente de interrupción, y es menor que el respectivo MTPD; el RPO representa la máxima pérdida de datos admisible para que continúe siendo factible reanudar una operación y es expresado en unidades de tiempo de información perdida; y el MTPD es el tiempo que le tomaría a impactos adversos volverse inaceptables para la entidad.</w:t>
       </w:r>
     </w:p>
     <w:p>
@@ -2982,14 +2804,56 @@
           <w:b/>
           <w:color w:val="000000" w:themeColor="text1"/>
         </w:rPr>
-        <w:t xml:space="preserve">Matriz Centralizada de Servicios Críticos Tercerizados:</w:t>
-      </w:r>
-      <w:r>
-        <w:rPr>
-          <w:rFonts w:ascii="Arial" w:hAnsi="Arial" w:cs="Arial"/>
-          <w:color w:val="000000" w:themeColor="text1"/>
-        </w:rPr>
-        <w:t xml:space="preserve"> Control centralizado de los servicios prestados por terceros que, conforme a la NRP-42, contiene como mínimo el nombre del proveedor, el tipo de servicio, el monto del contrato, la contraparte dentro de la Cooperativa y su vigencia, y que debe estar a disposición de la Superintendencia en el momento que ésta lo requiera.</w:t>
+        <w:t xml:space="preserve">Apetito de riesgo y tolerancia al riesgo (NRP-20, art. 3, lits. b y m):</w:t>
+      </w:r>
+      <w:r>
+        <w:rPr>
+          <w:rFonts w:ascii="Arial" w:hAnsi="Arial" w:cs="Arial"/>
+          <w:color w:val="000000" w:themeColor="text1"/>
+        </w:rPr>
+        <w:t xml:space="preserve"> El apetito de riesgo es el nivel y los tipos de riesgos que una entidad está dispuesta a asumir en relación a sus actividades, para alcanzar sus objetivos estratégicos y planes de negocio. La tolerancia al riesgo son los niveles de toma de riesgos aceptables para lograr un objetivo específico o administrar una categoría de riesgo; representa la aplicación práctica del apetito por el riesgo.</w:t>
+      </w:r>
+    </w:p>
+    <w:p>
+      <w:pPr>
+        <w:pStyle w:val="Prrafodelista"/>
+        <w:spacing w:line="276" w:lineRule="auto"/>
+        <w:jc w:val="both"/>
+        <w:rPr>
+          <w:rFonts w:ascii="Arial" w:hAnsi="Arial" w:cs="Arial"/>
+          <w:color w:val="000000"/>
+        </w:rPr>
+      </w:pPr>
+    </w:p>
+    <w:p>
+      <w:pPr>
+        <w:pStyle w:val="Prrafodelista"/>
+        <w:numPr>
+          <w:ilvl w:val="0"/>
+          <w:numId w:val="4"/>
+        </w:numPr>
+        <w:spacing w:line="276" w:lineRule="auto"/>
+        <w:ind w:left="360"/>
+        <w:jc w:val="both"/>
+        <w:rPr>
+          <w:rFonts w:ascii="Arial" w:hAnsi="Arial" w:cs="Arial"/>
+          <w:color w:val="000000" w:themeColor="text1"/>
+        </w:rPr>
+      </w:pPr>
+      <w:r>
+        <w:rPr>
+          <w:rFonts w:ascii="Arial" w:hAnsi="Arial" w:cs="Arial"/>
+          <w:b/>
+          <w:color w:val="000000" w:themeColor="text1"/>
+        </w:rPr>
+        <w:t xml:space="preserve">Matriz Centralizada de Servicios Críticos Tercerizados (NRP-42, art. 4):</w:t>
+      </w:r>
+      <w:r>
+        <w:rPr>
+          <w:rFonts w:ascii="Arial" w:hAnsi="Arial" w:cs="Arial"/>
+          <w:color w:val="000000" w:themeColor="text1"/>
+        </w:rPr>
+        <w:t xml:space="preserve"> Control centralizado de los servicios prestados por terceros que contiene como mínimo el nombre del proveedor, el tipo de servicio, el monto del contrato, la contraparte dentro de la Cooperativa y su vigencia, y que debe estar a disposición de la Superintendencia en el momento que ésta lo requiera.</w:t>
       </w:r>
     </w:p>
     <w:p>
@@ -3134,7 +2998,7 @@
           <w:rFonts w:ascii="Arial" w:hAnsi="Arial" w:cs="Arial"/>
           <w:color w:val="000000"/>
         </w:rPr>
-        <w:t xml:space="preserve">Aprobar el apetito y la tolerancia al riesgo aplicables a la tercerización, incluyendo los límites de concentración por proveedor y los criterios de exposición de contraparte (NRP-20).</w:t>
+        <w:t xml:space="preserve">Aprobar el apetito y la tolerancia al riesgo aplicables a la tercerización de servicios críticos, así como los límites de exposición, incluyendo la exposición por proveedor o grupo económico (NRP-20, art. 8, lit. a).</w:t>
       </w:r>
     </w:p>
     <w:p>
@@ -3256,7 +3120,7 @@
           <w:rFonts w:ascii="Arial" w:hAnsi="Arial" w:cs="Arial"/>
           <w:color w:val="000000"/>
         </w:rPr>
-        <w:t>Proponer al Consejo de Administración los límites de concentración de proveedores y los criterios de exposición de contraparte e impacto en liquidez aplicables a los servicios críticos tercerizados.</w:t>
+        <w:t xml:space="preserve">Evaluar, avalar y proponer al Consejo de Administración los límites de tolerancia a la exposición aplicables a los servicios críticos tercerizados, incluyendo la exposición por proveedor o grupo económico (NRP-20, art. 10, lit. c).</w:t>
       </w:r>
     </w:p>
     <w:p>
@@ -3270,28 +3134,6 @@
         <w:jc w:val="both"/>
         <w:rPr>
           <w:rFonts w:ascii="Arial" w:hAnsi="Arial" w:cs="Arial"/>
-          <w:color w:val="000000" w:themeColor="text1"/>
-        </w:rPr>
-      </w:pPr>
-      <w:r>
-        <w:rPr>
-          <w:rFonts w:ascii="Arial" w:hAnsi="Arial" w:cs="Arial"/>
-          <w:color w:val="000000" w:themeColor="text1"/>
-        </w:rPr>
-        <w:t xml:space="preserve">Dar seguimiento semestral a los indicadores clave de riesgo (KRI) de tercerización, a los eventos de riesgo operacional originados en proveedores de servicios críticos tercerizados y a sus planes de acción.</w:t>
-      </w:r>
-    </w:p>
-    <w:p>
-      <w:pPr>
-        <w:pStyle w:val="Prrafodelista"/>
-        <w:numPr>
-          <w:ilvl w:val="0"/>
-          <w:numId w:val="12"/>
-        </w:numPr>
-        <w:spacing w:line="276" w:lineRule="auto"/>
-        <w:jc w:val="both"/>
-        <w:rPr>
-          <w:rFonts w:ascii="Arial" w:hAnsi="Arial" w:cs="Arial"/>
           <w:color w:val="000000"/>
         </w:rPr>
       </w:pPr>
@@ -3545,7 +3387,7 @@
           <w:rFonts w:ascii="Arial" w:hAnsi="Arial" w:cs="Arial"/>
           <w:color w:val="000000"/>
         </w:rPr>
-        <w:t xml:space="preserve">Elaborar la evaluación integral de riesgos previa a la contratación, que incluya riesgo operacional, incluyendo el tecnológico y el legal (NRP-42), riesgo reputacional (NRP-20), riesgo de concentración (NRP-23) y de contraparte del proveedor (NRP-42), impacto en liquidez (NRP-05) y riesgo de continuidad (NRP-24), proponiendo los mecanismos de mitigación correspondientes.</w:t>
+        <w:t xml:space="preserve">Elaborar la evaluación de riesgos previa a la contratación, que considere los riesgos operacionales (incluyendo los tecnológicos y legales), riesgos reputacionales y riesgos financieros (NRP-23, Anexo No. 1, Sección A, num. 2), la concentración de entidades financieras en el proveedor (NRP-23, Anexo No. 1, Sección A, num. 1), el riesgo de liquidez (NRP-05) y la continuidad del negocio (NRP-24), proponiendo los mecanismos de mitigación correspondientes.</w:t>
       </w:r>
     </w:p>
     <w:p>
@@ -3579,39 +3421,6 @@
           <w:color w:val="000000"/>
         </w:rPr>
         <w:t xml:space="preserve">Mantener actualizado el análisis de concentración de proveedores (por proveedor, grupo económico, tecnología y ubicación geográfica) y reportar al Comité de Riesgos las exposiciones que superen los límites aprobados.</w:t>
-      </w:r>
-    </w:p>
-    <w:p>
-      <w:pPr>
-        <w:pStyle w:val="Prrafodelista"/>
-        <w:spacing w:line="276" w:lineRule="auto"/>
-        <w:jc w:val="both"/>
-        <w:rPr>
-          <w:rFonts w:ascii="Arial" w:hAnsi="Arial" w:cs="Arial"/>
-          <w:color w:val="000000"/>
-        </w:rPr>
-      </w:pPr>
-    </w:p>
-    <w:p>
-      <w:pPr>
-        <w:pStyle w:val="Prrafodelista"/>
-        <w:numPr>
-          <w:ilvl w:val="0"/>
-          <w:numId w:val="3"/>
-        </w:numPr>
-        <w:spacing w:line="276" w:lineRule="auto"/>
-        <w:jc w:val="both"/>
-        <w:rPr>
-          <w:rFonts w:ascii="Arial" w:hAnsi="Arial" w:cs="Arial"/>
-          <w:color w:val="000000"/>
-        </w:rPr>
-      </w:pPr>
-      <w:r>
-        <w:rPr>
-          <w:rFonts w:ascii="Arial" w:hAnsi="Arial" w:cs="Arial"/>
-          <w:color w:val="000000"/>
-        </w:rPr>
-        <w:t>Definir, calcular y reportar semestralmente al Comité de Riesgos los indicadores clave de riesgo (KRI) de tercerización.</w:t>
       </w:r>
     </w:p>
     <w:p>
@@ -4278,7 +4087,6 @@
         <w:jc w:val="both"/>
         <w:rPr>
           <w:rFonts w:ascii="Arial" w:hAnsi="Arial" w:cs="Arial"/>
-          <w:b/>
           <w:color w:val="000000"/>
         </w:rPr>
       </w:pPr>
@@ -4459,7 +4267,83 @@
           <w:rFonts w:ascii="Arial" w:hAnsi="Arial" w:cs="Arial"/>
           <w:color w:val="000000" w:themeColor="text1"/>
         </w:rPr>
-        <w:t xml:space="preserve">Responsable de resguardar los contratos, garantías y adendas de Servicios Críticos Tercerizados, así como llevar el control de los resguardos respectivos.</w:t>
+        <w:t xml:space="preserve">Responsable de resguardar los contratos originales, garantías y adendas de Servicios Críticos Tercerizados, asegurando su conservación ordenada, completa, íntegra y oportuna, conforme al artículo 5 de las Normas Técnicas para la Gestión del Riesgo Operacional de las Entidades Financieras (NRP-42). Para ello deberá:</w:t>
+      </w:r>
+    </w:p>
+    <w:p>
+      <w:pPr>
+        <w:spacing w:line="276" w:lineRule="auto"/>
+        <w:ind w:left="709" w:hanging="283"/>
+        <w:contextualSpacing/>
+        <w:jc w:val="both"/>
+        <w:rPr>
+          <w:rFonts w:ascii="Arial" w:hAnsi="Arial" w:cs="Arial"/>
+          <w:color w:val="000000" w:themeColor="text1"/>
+        </w:rPr>
+      </w:pPr>
+      <w:r>
+        <w:rPr>
+          <w:rFonts w:ascii="Arial" w:hAnsi="Arial" w:cs="Arial"/>
+          <w:color w:val="000000" w:themeColor="text1"/>
+        </w:rPr>
+        <w:t xml:space="preserve">a) Registrar cada documento recibido en el control de resguardos, indicando como mínimo la fecha de recepción, el proveedor, el número y la vigencia del contrato, y el tipo y la vigencia de la garantía.</w:t>
+      </w:r>
+    </w:p>
+    <w:p>
+      <w:pPr>
+        <w:spacing w:line="276" w:lineRule="auto"/>
+        <w:ind w:left="709" w:hanging="283"/>
+        <w:contextualSpacing/>
+        <w:jc w:val="both"/>
+        <w:rPr>
+          <w:rFonts w:ascii="Arial" w:hAnsi="Arial" w:cs="Arial"/>
+          <w:color w:val="000000" w:themeColor="text1"/>
+        </w:rPr>
+      </w:pPr>
+      <w:r>
+        <w:rPr>
+          <w:rFonts w:ascii="Arial" w:hAnsi="Arial" w:cs="Arial"/>
+          <w:color w:val="000000" w:themeColor="text1"/>
+        </w:rPr>
+        <w:t xml:space="preserve">b) Informar por escrito al Administrador de Contrato y al Departamento de Administración de Riesgos, con al menos treinta (30) días calendario de anticipación, el vencimiento de los contratos y de las garantías bajo su resguardo.</w:t>
+      </w:r>
+    </w:p>
+    <w:p>
+      <w:pPr>
+        <w:spacing w:line="276" w:lineRule="auto"/>
+        <w:ind w:left="709" w:hanging="283"/>
+        <w:contextualSpacing/>
+        <w:jc w:val="both"/>
+        <w:rPr>
+          <w:rFonts w:ascii="Arial" w:hAnsi="Arial" w:cs="Arial"/>
+          <w:color w:val="000000" w:themeColor="text1"/>
+        </w:rPr>
+      </w:pPr>
+      <w:r>
+        <w:rPr>
+          <w:rFonts w:ascii="Arial" w:hAnsi="Arial" w:cs="Arial"/>
+          <w:color w:val="000000" w:themeColor="text1"/>
+        </w:rPr>
+        <w:t xml:space="preserve">c) Mantener los documentos resguardados a disposición de la Superintendencia, de la Auditoría Interna y de los auditores externos en el momento que éstos lo requieran (NRP-42, art. 4 y NRP-23, Anexo No. 1, Sección A, num. 5).</w:t>
+      </w:r>
+    </w:p>
+    <w:p>
+      <w:pPr>
+        <w:spacing w:line="276" w:lineRule="auto"/>
+        <w:ind w:left="709" w:hanging="283"/>
+        <w:contextualSpacing/>
+        <w:jc w:val="both"/>
+        <w:rPr>
+          <w:rFonts w:ascii="Arial" w:hAnsi="Arial" w:cs="Arial"/>
+          <w:color w:val="000000" w:themeColor="text1"/>
+        </w:rPr>
+      </w:pPr>
+      <w:r>
+        <w:rPr>
+          <w:rFonts w:ascii="Arial" w:hAnsi="Arial" w:cs="Arial"/>
+          <w:color w:val="000000" w:themeColor="text1"/>
+        </w:rPr>
+        <w:t xml:space="preserve">d) Entregar documentos originales únicamente con autorización por escrito del Administrador de Contrato o del Jefe del Departamento Legal, dejando registro de la fecha de salida y de devolución.</w:t>
       </w:r>
     </w:p>
     <w:p>
@@ -5168,14 +5052,7 @@
                 <w:rFonts w:ascii="Arial" w:hAnsi="Arial" w:cs="Arial"/>
                 <w:color w:val="000000"/>
               </w:rPr>
-              <w:t>El cambio de proveedor del servicio implica grandes costos para la Cooperativa o no existe otro proveedor</w:t>
-            </w:r>
-            <w:r>
-              <w:rPr>
-                <w:rFonts w:ascii="Arial" w:hAnsi="Arial" w:cs="Arial"/>
-                <w:color w:val="000000"/>
-              </w:rPr>
-              <w:t>, o el tiempo de sustitución es superior al RTO del proceso (riesgo de concentración).</w:t>
+              <w:t xml:space="preserve">El cambio de proveedor del servicio implica grandes costos para la Cooperativa o no existe otro proveedor, o el tiempo de sustitución es superior al RTO del proceso.</w:t>
             </w:r>
           </w:p>
           <w:p>
@@ -5199,7 +5076,7 @@
                 <w:b/>
                 <w:color w:val="000000"/>
               </w:rPr>
-              <w:t xml:space="preserve">Riesgo tecnológico (NRP-42):</w:t>
+              <w:t xml:space="preserve">Tecnología de información (NRP-42, art. 8, lit. c):</w:t>
             </w:r>
             <w:r>
               <w:rPr>
@@ -5230,14 +5107,14 @@
                 <w:b/>
                 <w:color w:val="000000"/>
               </w:rPr>
-              <w:t xml:space="preserve">Concentración y contraparte (NRP-23 / NRP-42):</w:t>
+              <w:t xml:space="preserve">Concentración en el proveedor (NRP-23, Anexo No. 1, Sección A, num. 1):</w:t>
             </w:r>
             <w:r>
               <w:rPr>
                 <w:rFonts w:ascii="Arial" w:hAnsi="Arial" w:cs="Arial"/>
                 <w:color w:val="000000"/>
               </w:rPr>
-              <w:t xml:space="preserve"> el proveedor o su grupo económico presta más de un servicio crítico, o la Cooperativa le entrega anticipos, depósitos o recursos significativos expuestos a su solvencia.</w:t>
+              <w:t xml:space="preserve"> el proveedor o su grupo económico presta más de un servicio crítico a la Cooperativa o concentra la prestación de servicios a varias entidades financieras, o la Cooperativa le entrega anticipos, depósitos o recursos significativos expuestos a su solidez financiera.</w:t>
             </w:r>
           </w:p>
           <w:p>
@@ -5261,7 +5138,7 @@
                 <w:b/>
                 <w:color w:val="000000"/>
               </w:rPr>
-              <w:t xml:space="preserve">Impacto en liquidez (NRP-05):</w:t>
+              <w:t xml:space="preserve">Riesgo de liquidez (NRP-05):</w:t>
             </w:r>
             <w:r>
               <w:rPr>
@@ -5969,13 +5846,13 @@
           <w:rFonts w:ascii="Arial" w:hAnsi="Arial" w:cs="Arial"/>
           <w:b/>
         </w:rPr>
-        <w:t>Riesgo operacional (NRP-42):</w:t>
-      </w:r>
-      <w:r>
-        <w:rPr>
-          <w:rFonts w:ascii="Arial" w:hAnsi="Arial" w:cs="Arial"/>
-        </w:rPr>
-        <w:t xml:space="preserve"> identificación de los factores de riesgo (procesos, personas, tecnología y eventos externos), estimación de la probabilidad e impacto, y controles mitigantes.</w:t>
+        <w:t xml:space="preserve">Riesgo operacional (NRP-42):</w:t>
+      </w:r>
+      <w:r>
+        <w:rPr>
+          <w:rFonts w:ascii="Arial" w:hAnsi="Arial" w:cs="Arial"/>
+        </w:rPr>
+        <w:t xml:space="preserve"> identificación de los factores de riesgo (procesos, personas, tecnología de información y acontecimientos externos), estimación de la probabilidad de ocurrencia y el impacto económico, y controles mitigantes.</w:t>
       </w:r>
     </w:p>
     <w:p>
@@ -5997,13 +5874,13 @@
           <w:rFonts w:ascii="Arial" w:hAnsi="Arial" w:cs="Arial"/>
           <w:b/>
         </w:rPr>
-        <w:t xml:space="preserve">Riesgo tecnológico (NRP-42):</w:t>
-      </w:r>
-      <w:r>
-        <w:rPr>
-          <w:rFonts w:ascii="Arial" w:hAnsi="Arial" w:cs="Arial"/>
-        </w:rPr>
-        <w:t xml:space="preserve"> dependencia de la infraestructura del proveedor, obsolescencia, capacidad, integración y seguridad de la solución.</w:t>
+        <w:t xml:space="preserve">Tecnología de información (NRP-42, art. 8, lit. c):</w:t>
+      </w:r>
+      <w:r>
+        <w:rPr>
+          <w:rFonts w:ascii="Arial" w:hAnsi="Arial" w:cs="Arial"/>
+        </w:rPr>
+        <w:t xml:space="preserve"> dependencia de la infraestructura del proveedor, seguridad y continuidad operativa de los sistemas, compatibilidad e integración, y calidad de la información.</w:t>
       </w:r>
     </w:p>
     <w:p>
@@ -6025,13 +5902,13 @@
           <w:rFonts w:ascii="Arial" w:hAnsi="Arial" w:cs="Arial"/>
           <w:b/>
         </w:rPr>
-        <w:t xml:space="preserve">Riesgo de concentración (NRP-23):</w:t>
-      </w:r>
-      <w:r>
-        <w:rPr>
-          <w:rFonts w:ascii="Arial" w:hAnsi="Arial" w:cs="Arial"/>
-        </w:rPr>
-        <w:t xml:space="preserve"> número de servicios críticos asignados al mismo proveedor o grupo económico, concentración de entidades financieras en el mismo proveedor, dependencia tecnológica, concentración geográfica y disponibilidad de proveedores alternos en el mercado, estableciendo los mecanismos de mitigación y las acciones a realizar si el proveedor falla. Ningún proveedor o grupo económico podrá superar los límites de concentración aprobados por el Consejo de Administración (NRP-20) sin la aprobación expresa de éste.</w:t>
+        <w:t xml:space="preserve">Concentración en el proveedor (NRP-23, Anexo No. 1, Sección A, num. 1):</w:t>
+      </w:r>
+      <w:r>
+        <w:rPr>
+          <w:rFonts w:ascii="Arial" w:hAnsi="Arial" w:cs="Arial"/>
+        </w:rPr>
+        <w:t xml:space="preserve"> número de servicios críticos asignados al mismo proveedor o grupo económico, concentración de entidades financieras en el mismo proveedor, dependencia tecnológica, concentración geográfica y disponibilidad de proveedores alternos en el mercado, estableciendo los mecanismos de mitigación y las acciones a realizar si el proveedor falla. Ningún proveedor o grupo económico podrá superar los límites de exposición aprobados por el Consejo de Administración (NRP-20, art. 8, lit. a) sin la aprobación expresa de éste.</w:t>
       </w:r>
     </w:p>
     <w:p>
@@ -6053,13 +5930,13 @@
           <w:rFonts w:ascii="Arial" w:hAnsi="Arial" w:cs="Arial"/>
           <w:b/>
         </w:rPr>
-        <w:t xml:space="preserve">Riesgo de contraparte (NRP-42):</w:t>
-      </w:r>
-      <w:r>
-        <w:rPr>
-          <w:rFonts w:ascii="Arial" w:hAnsi="Arial" w:cs="Arial"/>
-        </w:rPr>
-        <w:t xml:space="preserve"> solidez financiera del proveedor, con base en estados financieros auditados de los dos últimos ejercicios, indicadores de solvencia, liquidez y endeudamiento, y calificaciones de riesgo cuando existan; así como la exposición de la Cooperativa por anticipos, depósitos o pagos adelantados, la cual deberá estar cubierta con garantías.</w:t>
+        <w:t xml:space="preserve">Solidez financiera del proveedor (NRP-23, Anexo No. 1, Sección A, num. 3, lit. c):</w:t>
+      </w:r>
+      <w:r>
+        <w:rPr>
+          <w:rFonts w:ascii="Arial" w:hAnsi="Arial" w:cs="Arial"/>
+        </w:rPr>
+        <w:t xml:space="preserve"> con base en estados financieros auditados de los dos últimos ejercicios, indicadores de solvencia, liquidez y endeudamiento, y calificaciones de riesgo cuando existan; así como la exposición de la Cooperativa por anticipos, depósitos o pagos adelantados, la cual deberá estar cubierta con garantías.</w:t>
       </w:r>
     </w:p>
     <w:p>
@@ -6081,7 +5958,7 @@
           <w:rFonts w:ascii="Arial" w:hAnsi="Arial" w:cs="Arial"/>
           <w:b/>
         </w:rPr>
-        <w:t xml:space="preserve">Impacto en liquidez (NRP-05):</w:t>
+        <w:t xml:space="preserve">Riesgo de liquidez (NRP-05):</w:t>
       </w:r>
       <w:r>
         <w:rPr>
@@ -6109,7 +5986,7 @@
           <w:rFonts w:ascii="Arial" w:hAnsi="Arial" w:cs="Arial"/>
           <w:b/>
         </w:rPr>
-        <w:t xml:space="preserve">Riesgo de continuidad (NRP-24):</w:t>
+        <w:t xml:space="preserve">Continuidad del negocio (NRP-24, art. 20):</w:t>
       </w:r>
       <w:r>
         <w:rPr>
@@ -6137,7 +6014,7 @@
           <w:rFonts w:ascii="Arial" w:hAnsi="Arial" w:cs="Arial"/>
           <w:b/>
         </w:rPr>
-        <w:t xml:space="preserve">Riesgo legal y reputacional (NRP-20):</w:t>
+        <w:t xml:space="preserve">Riesgo legal y riesgo reputacional (NRP-20, art. 6, lits. d y e):</w:t>
       </w:r>
       <w:r>
         <w:rPr>
@@ -6211,7 +6088,7 @@
           <w:color w:val="000000"/>
           <w:lang w:eastAsia="es-MX"/>
         </w:rPr>
-        <w:t xml:space="preserve">Monitoreo continuo:</w:t>
+        <w:t xml:space="preserve">Monitoreo (NRP-23, Anexo No. 1, Sección A, num. 3, lit. c):</w:t>
       </w:r>
       <w:r>
         <w:rPr>
@@ -6219,7 +6096,7 @@
           <w:color w:val="000000"/>
           <w:lang w:eastAsia="es-MX"/>
         </w:rPr>
-        <w:t xml:space="preserve"> la evaluación de riesgos no concluye con la contratación. El Departamento de Administración de Riesgos reevaluará semestralmente a los proveedores de criticidad Alta y anualmente a los de criticidad Media y Baja, considerando la debida diligencia del proveedor, la cual deberá documentarse y revisarse anualmente con la información más reciente (NRP-23), el cumplimiento de los ANS, los eventos de riesgo operacional registrados y los resultados de las pruebas de continuidad y de seguridad de la información. Los resultados se informarán al Comité de Riesgos.</w:t>
+        <w:t xml:space="preserve"> la evaluación de riesgos no concluye con la contratación. El Departamento de Administración de Riesgos reevaluará semestralmente a los proveedores de criticidad Alta y anualmente a los de criticidad Media y Baja, considerando la debida diligencia del proveedor, la cual deberá documentarse y revisarse anualmente con la información más reciente, el cumplimiento de los SLA, los eventos de riesgo operacional registrados y los resultados de las pruebas de continuidad y de seguridad de la información. Los resultados se informarán al Comité de Riesgos.</w:t>
       </w:r>
     </w:p>
     <w:p>
@@ -6649,260 +6526,6 @@
         <w:rPr>
           <w:rFonts w:ascii="Arial" w:hAnsi="Arial" w:cs="Arial"/>
           <w:color w:val="000000"/>
-        </w:rPr>
-      </w:pPr>
-    </w:p>
-    <w:p>
-      <w:pPr>
-        <w:pStyle w:val="Prrafodelista"/>
-        <w:numPr>
-          <w:ilvl w:val="0"/>
-          <w:numId w:val="2"/>
-        </w:numPr>
-        <w:spacing w:line="276" w:lineRule="auto"/>
-        <w:jc w:val="both"/>
-        <w:outlineLvl w:val="0"/>
-        <w:rPr>
-          <w:rFonts w:ascii="Arial" w:hAnsi="Arial" w:cs="Arial"/>
-          <w:b/>
-          <w:color w:val="000000"/>
-        </w:rPr>
-      </w:pPr>
-      <w:bookmarkStart w:id="29" w:name="_Toc144550030"/>
-      <w:r>
-        <w:rPr>
-          <w:rFonts w:ascii="Arial" w:hAnsi="Arial" w:cs="Arial"/>
-          <w:b/>
-          <w:color w:val="000000"/>
-        </w:rPr>
-        <w:t>MONITOREO, INDICADORES CLAVE DE RIESGO Y REPORTES</w:t>
-      </w:r>
-      <w:bookmarkEnd w:id="29"/>
-    </w:p>
-    <w:p>
-      <w:pPr>
-        <w:autoSpaceDE w:val="0"/>
-        <w:autoSpaceDN w:val="0"/>
-        <w:spacing w:line="276" w:lineRule="auto"/>
-        <w:contextualSpacing/>
-        <w:jc w:val="both"/>
-        <w:rPr>
-          <w:rFonts w:ascii="Arial" w:hAnsi="Arial" w:cs="Arial"/>
-          <w:color w:val="000000"/>
-        </w:rPr>
-      </w:pPr>
-    </w:p>
-    <w:p>
-      <w:pPr>
-        <w:autoSpaceDE w:val="0"/>
-        <w:autoSpaceDN w:val="0"/>
-        <w:spacing w:line="276" w:lineRule="auto"/>
-        <w:contextualSpacing/>
-        <w:jc w:val="both"/>
-        <w:rPr>
-          <w:rFonts w:ascii="Arial" w:hAnsi="Arial" w:cs="Arial"/>
-          <w:color w:val="000000"/>
-        </w:rPr>
-      </w:pPr>
-      <w:r>
-        <w:rPr>
-          <w:rFonts w:ascii="Arial" w:hAnsi="Arial" w:cs="Arial"/>
-          <w:color w:val="000000"/>
-        </w:rPr>
-        <w:t>El Departamento de Administración de Riesgos establecerá y dará seguimiento, como mínimo, a los siguientes indicadores clave de riesgo (KRI) de tercerización:</w:t>
-      </w:r>
-    </w:p>
-    <w:p>
-      <w:pPr>
-        <w:pStyle w:val="Prrafodelista"/>
-        <w:numPr>
-          <w:ilvl w:val="0"/>
-          <w:numId w:val="4"/>
-        </w:numPr>
-        <w:spacing w:line="276" w:lineRule="auto"/>
-        <w:ind w:left="360"/>
-        <w:jc w:val="both"/>
-        <w:rPr>
-          <w:rFonts w:ascii="Arial" w:hAnsi="Arial" w:cs="Arial"/>
-          <w:color w:val="000000"/>
-        </w:rPr>
-      </w:pPr>
-      <w:r>
-        <w:rPr>
-          <w:rFonts w:ascii="Arial" w:hAnsi="Arial" w:cs="Arial"/>
-          <w:color w:val="000000"/>
-        </w:rPr>
-        <w:t xml:space="preserve">Porcentaje de cumplimiento de ANS por proveedor crítico.</w:t>
-      </w:r>
-    </w:p>
-    <w:p>
-      <w:pPr>
-        <w:pStyle w:val="Prrafodelista"/>
-        <w:numPr>
-          <w:ilvl w:val="0"/>
-          <w:numId w:val="4"/>
-        </w:numPr>
-        <w:spacing w:line="276" w:lineRule="auto"/>
-        <w:ind w:left="360"/>
-        <w:jc w:val="both"/>
-        <w:rPr>
-          <w:rFonts w:ascii="Arial" w:hAnsi="Arial" w:cs="Arial"/>
-          <w:color w:val="000000"/>
-        </w:rPr>
-      </w:pPr>
-      <w:r>
-        <w:rPr>
-          <w:rFonts w:ascii="Arial" w:hAnsi="Arial" w:cs="Arial"/>
-          <w:color w:val="000000"/>
-        </w:rPr>
-        <w:t>Número y severidad de incidentes e interrupciones atribuibles a proveedores, y pérdidas asociadas (NRP-42).</w:t>
-      </w:r>
-    </w:p>
-    <w:p>
-      <w:pPr>
-        <w:pStyle w:val="Prrafodelista"/>
-        <w:numPr>
-          <w:ilvl w:val="0"/>
-          <w:numId w:val="4"/>
-        </w:numPr>
-        <w:spacing w:line="276" w:lineRule="auto"/>
-        <w:ind w:left="360"/>
-        <w:jc w:val="both"/>
-        <w:rPr>
-          <w:rFonts w:ascii="Arial" w:hAnsi="Arial" w:cs="Arial"/>
-          <w:color w:val="000000"/>
-        </w:rPr>
-      </w:pPr>
-      <w:r>
-        <w:rPr>
-          <w:rFonts w:ascii="Arial" w:hAnsi="Arial" w:cs="Arial"/>
-          <w:color w:val="000000"/>
-        </w:rPr>
-        <w:t xml:space="preserve">Índice de concentración: número de servicios críticos y porcentaje del gasto en servicios críticos por proveedor o grupo económico (NRP-23).</w:t>
-      </w:r>
-    </w:p>
-    <w:p>
-      <w:pPr>
-        <w:pStyle w:val="Prrafodelista"/>
-        <w:numPr>
-          <w:ilvl w:val="0"/>
-          <w:numId w:val="4"/>
-        </w:numPr>
-        <w:spacing w:line="276" w:lineRule="auto"/>
-        <w:ind w:left="360"/>
-        <w:jc w:val="both"/>
-        <w:rPr>
-          <w:rFonts w:ascii="Arial" w:hAnsi="Arial" w:cs="Arial"/>
-          <w:color w:val="000000"/>
-        </w:rPr>
-      </w:pPr>
-      <w:r>
-        <w:rPr>
-          <w:rFonts w:ascii="Arial" w:hAnsi="Arial" w:cs="Arial"/>
-          <w:color w:val="000000"/>
-        </w:rPr>
-        <w:t>Proveedores críticos con deterioro en su calificación financiera o de riesgo de contraparte.</w:t>
-      </w:r>
-    </w:p>
-    <w:p>
-      <w:pPr>
-        <w:pStyle w:val="Prrafodelista"/>
-        <w:numPr>
-          <w:ilvl w:val="0"/>
-          <w:numId w:val="4"/>
-        </w:numPr>
-        <w:spacing w:line="276" w:lineRule="auto"/>
-        <w:ind w:left="360"/>
-        <w:jc w:val="both"/>
-        <w:rPr>
-          <w:rFonts w:ascii="Arial" w:hAnsi="Arial" w:cs="Arial"/>
-          <w:color w:val="000000"/>
-        </w:rPr>
-      </w:pPr>
-      <w:r>
-        <w:rPr>
-          <w:rFonts w:ascii="Arial" w:hAnsi="Arial" w:cs="Arial"/>
-          <w:color w:val="000000"/>
-        </w:rPr>
-        <w:t xml:space="preserve">Monto comprometido con proveedores críticos y su proporción respecto de los gastos operativos, y exposición por anticipos no garantizados (NRP-05).</w:t>
-      </w:r>
-    </w:p>
-    <w:p>
-      <w:pPr>
-        <w:pStyle w:val="Prrafodelista"/>
-        <w:numPr>
-          <w:ilvl w:val="0"/>
-          <w:numId w:val="4"/>
-        </w:numPr>
-        <w:spacing w:line="276" w:lineRule="auto"/>
-        <w:ind w:left="360"/>
-        <w:jc w:val="both"/>
-        <w:rPr>
-          <w:rFonts w:ascii="Arial" w:hAnsi="Arial" w:cs="Arial"/>
-          <w:color w:val="000000"/>
-        </w:rPr>
-      </w:pPr>
-      <w:r>
-        <w:rPr>
-          <w:rFonts w:ascii="Arial" w:hAnsi="Arial" w:cs="Arial"/>
-          <w:color w:val="000000"/>
-        </w:rPr>
-        <w:t xml:space="preserve">Porcentaje de proveedores críticos con pruebas de continuidad del negocio vigentes (NRP-24).</w:t>
-      </w:r>
-    </w:p>
-    <w:p>
-      <w:pPr>
-        <w:pStyle w:val="Prrafodelista"/>
-        <w:numPr>
-          <w:ilvl w:val="0"/>
-          <w:numId w:val="4"/>
-        </w:numPr>
-        <w:spacing w:line="276" w:lineRule="auto"/>
-        <w:ind w:left="360"/>
-        <w:jc w:val="both"/>
-        <w:rPr>
-          <w:rFonts w:ascii="Arial" w:hAnsi="Arial" w:cs="Arial"/>
-          <w:color w:val="000000"/>
-        </w:rPr>
-      </w:pPr>
-      <w:r>
-        <w:rPr>
-          <w:rFonts w:ascii="Arial" w:hAnsi="Arial" w:cs="Arial"/>
-          <w:color w:val="000000"/>
-        </w:rPr>
-        <w:t>Brechas de seguridad de la información abiertas y vulnerabilidades críticas no corregidas en plazo (NRP-23 / NRP-20).</w:t>
-      </w:r>
-    </w:p>
-    <w:p>
-      <w:pPr>
-        <w:autoSpaceDE w:val="0"/>
-        <w:autoSpaceDN w:val="0"/>
-        <w:spacing w:line="276" w:lineRule="auto"/>
-        <w:contextualSpacing/>
-        <w:jc w:val="both"/>
-        <w:rPr>
-          <w:rFonts w:ascii="Arial" w:hAnsi="Arial" w:cs="Arial"/>
-          <w:color w:val="000000" w:themeColor="text1"/>
-        </w:rPr>
-      </w:pPr>
-      <w:r>
-        <w:rPr>
-          <w:rFonts w:ascii="Arial" w:hAnsi="Arial" w:cs="Arial"/>
-          <w:color w:val="000000" w:themeColor="text1"/>
-        </w:rPr>
-        <w:t>Los resultados se informarán semestralmente al Comité de Riesgos y anualmente al Consejo de Administración, junto con la Matriz Centralizada de Servicios Críticos Tercerizados actualizada.</w:t>
-      </w:r>
-    </w:p>
-    <w:p>
-      <w:pPr>
-        <w:autoSpaceDE w:val="0"/>
-        <w:autoSpaceDN w:val="0"/>
-        <w:spacing w:line="276" w:lineRule="auto"/>
-        <w:contextualSpacing/>
-        <w:jc w:val="both"/>
-        <w:rPr>
-          <w:rFonts w:ascii="Arial" w:hAnsi="Arial" w:cs="Arial"/>
-          <w:color w:val="000000" w:themeColor="text1"/>
         </w:rPr>
       </w:pPr>
     </w:p>
@@ -7638,7 +7261,7 @@
               <w:rPr>
                 <w:rFonts w:ascii="Arial" w:hAnsi="Arial" w:cs="Arial"/>
               </w:rPr>
-              <w:t xml:space="preserve">Realizar una evaluación integral de riesgos a efecto de identificar aquellos riesgos derivados de los servicios a contratar y establecer los mecanismos de mitigación apropiados. La evaluación deberá considerar los riesgos operacionales (incluyendo los tecnológicos y legales), riesgos reputacionales y riesgos financieros, así como la continuidad (NRP-24), la contraparte y el impacto en liquidez (NRP-05). Evaluar los riesgos que se generan como consecuencia de la concentración de entidades financieras en el proveedor, así como la concentración de la propia Cooperativa en dicho proveedor y su grupo económico, estableciendo los mecanismos de mitigación y las acciones a realizar si dicho proveedor falla, considerando, en la medida de lo posible, contratar otros proveedores o contar con otras garantías.</w:t>
+              <w:t xml:space="preserve">Realizar una evaluación de riesgos a efecto de identificar aquellos riesgos derivados de los servicios a contratar y establecer los mecanismos de mitigación apropiados. La evaluación deberá considerar los riesgos operacionales (incluyendo los tecnológicos y legales), riesgos reputacionales y riesgos financieros, así como la continuidad del negocio (NRP-24) y el riesgo de liquidez (NRP-05). Considerar en la evaluación aquellos riesgos que se generan como consecuencia de la concentración de entidades financieras en un proveedor, así como la concentración de la propia Cooperativa en dicho proveedor y su grupo económico, debiendo establecer los mecanismos de mitigación y las acciones a realizar si dicho proveedor falla, considerando, en la medida de lo posible, contratar otros proveedores o contar con otras garantías.</w:t>
             </w:r>
           </w:p>
         </w:tc>
@@ -11918,7 +11541,7 @@
                 <w:sz w:val="20"/>
                 <w:szCs w:val="20"/>
               </w:rPr>
-              <w:t xml:space="preserve">Se realizan las siguientes modificaciones: Se sustituye Comité de Administración de Riesgos por Comité de Riesgos y NPB4-50 por NRP-42. I. PROPÓSITO: se amplía y se incorpora la alineación con NRP-20, NRP-42, NRP-24, NRP-23, NRP-17 y NRP-05. II. ALCANCE: se amplía al ciclo de vida del servicio y a servicios de otra naturaleza, y se incorporan nuevas normativas. III. DEFINICIONES: se actualizan definiciones conforme a NRP-20, NRP-24 y NRP-42, y se incorporan riesgo tecnológico, riesgo operacional, riesgo de tercerización, riesgo de concentración de proveedores, riesgo de contraparte, impacto en liquidez, ANS, RTO/RPO/MTPD, apetito y tolerancia al riesgo y Matriz Centralizada de Servicios Críticos Tercerizados. IV. RESPONSABILIDADES: se incorporan responsabilidades del Consejo de Administración, Comité de Riesgos y Jefe de Administración de Riesgos en la gestión de riesgos de tercerización; se actualizan las del Administrador de Contrato en lo relativo al reporte de eventos de riesgo operacional y las del Jefe de Servicios Generales en lo relativo a los campos de la Matriz Centralizada (NRP-42, art. 4). V. CRITERIOS: se incorporan criterios de riesgo tecnológico, concentración y contraparte e impacto en liquidez, niveles de criticidad y reevaluación. VI. se actualiza conforme a la NRP-23 (arts. 22 y 26). VII. se amplía la evaluación de riesgos y se establece el monitoreo continuo. Se incorporan los apartados XI. Monitoreo, Indicadores Clave de Riesgo y Reportes, y XII. Gestión de Eventos de Riesgo Operacional Originados en Proveedores. XIII. ACTUALIZACIÓN: se establece revisión al menos anual. XIV. APROBACIÓN: se incorpora la remisión a la Superintendencia (NRP-20, art. 8). XVI. DISPOSICIÓN FINAL: se incorpora la opinión previa del Comité de Riesgos. ANEXO 1: se actualiza conforme a la NRP-23; Sección A, se actualizan los numerales 1, 3 y 5 y se incorporan los numerales 6 y 7; Sección B, se incorpora el acceso del Departamento de Administración de Riesgos en el numeral 20 y se incorporan los numerales 22 y 23.</w:t>
+              <w:t xml:space="preserve">Se realizan las siguientes modificaciones: Se sustituye Comité de Administración de Riesgos por Comité de Riesgos y NPB4-50 por NRP-42. I. PROPÓSITO: se amplía y se incorpora la alineación con NRP-20, NRP-42, NRP-24, NRP-23, NRP-17 y NRP-05. II. ALCANCE: se amplía al ciclo de vida del servicio y a servicios de otra naturaleza, y se incorporan nuevas normativas. III. DEFINICIONES: se sustituyen e incorporan definiciones conforme a la normativa (NRP-20, NRP-23, NRP-24 y NRP-42): tercerización de servicios, tercerización de actividades, operaciones o procesos de tecnologías de la información, servicios críticos, procesos críticos, servicios críticos tercerizados, proveedor, riesgo operacional, factor de riesgo operacional, tecnología de información, evento de riesgo operacional, riesgo de liquidez, riesgo reputacional, SLA, BIA, RTO, RPO, MTPD, apetito y tolerancia al riesgo y Matriz Centralizada de Servicios Críticos Tercerizados. IV. RESPONSABILIDADES: se incorporan responsabilidades del Consejo de Administración, Comité de Riesgos y Jefe de Administración de Riesgos en la gestión de riesgos de tercerización; se actualizan las del Administrador de Contrato en lo relativo al reporte de eventos de riesgo operacional y las del Jefe de Servicios Generales en lo relativo a los campos de la Matriz Centralizada (NRP-42, art. 4). V. CRITERIOS: se incorporan criterios de tecnología de información, concentración en el proveedor y riesgo de liquidez, niveles de criticidad y reevaluación. VI. se actualiza conforme a la NRP-23 (arts. 22 y 26). VII. se amplía la evaluación de riesgos y se establece el monitoreo. Se incorpora el apartado XI. Gestión de Eventos de Riesgo Operacional Originados en Proveedores; los apartados XII a XV se renumeran. XII. ACTUALIZACIÓN: se establece revisión al menos anual. XIII. APROBACIÓN: se incorpora la remisión a la Superintendencia (NRP-20, art. 8). XV. DISPOSICIÓN FINAL: se incorpora la opinión previa del Comité de Riesgos. ANEXO 1: se actualiza conforme a la NRP-23; Sección A, se actualizan los numerales 1, 3 y 5 y se incorporan los numerales 6 y 7; Sección B, se incorpora el acceso del Departamento de Administración de Riesgos en el numeral 20 y se incorporan los numerales 22 y 23.</w:t>
             </w:r>
           </w:p>
         </w:tc>
